--- a/reanalysis/manuscript/article/build/supplementary_tables.docx
+++ b/reanalysis/manuscript/article/build/supplementary_tables.docx
@@ -4264,6 +4264,731 @@
         </w:tc>
       </w:tr>
     </w:tbl>
+    <w:p/>
+    <w:p>
+      <w:pPr>
+        <w:pStyle w:val="TableCaption"/>
+      </w:pPr>
+      <w:r>
+        <w:rPr>
+          <w:bCs/>
+          <w:b/>
+        </w:rPr>
+        <w:t xml:space="preserve">Supplementary Table S6.</w:t>
+      </w:r>
+      <w:r>
+        <w:t xml:space="preserve"> </w:t>
+      </w:r>
+      <w:r>
+        <w:t xml:space="preserve">Kitagawa decomposition of the change in the crude rate, completed ages 7 years and older (post hoc analysis). Rates and components per 100,000; population from the IBGE 2018 projection. The two components sum to the change in the crude rate.</w:t>
+      </w:r>
+      <w:r>
+        <w:t xml:space="preserve"> </w:t>
+      </w:r>
+      <w:r>
+        <w:rPr>
+          <w:vertAlign w:val="superscript"/>
+        </w:rPr>
+        <w:t xml:space="preserve">a</w:t>
+      </w:r>
+      <w:r>
+        <w:t xml:space="preserve">Age-composition component as a percentage of the change in the crude rate; it exceeds 100% when the age-specific-rate component is negative, that is, when changes in age-specific rates partly offset the effect of the changing age composition.</w:t>
+      </w:r>
+    </w:p>
+    <w:tbl>
+      <w:tblPr>
+        <w:tblStyle w:val="Table"/>
+        <w:tblW w:type="pct" w:w="5000"/>
+        <w:tblLook w:firstRow="1" w:lastRow="0" w:firstColumn="0" w:lastColumn="0" w:noHBand="0" w:noVBand="0" w:val="0020"/>
+        <w:jc w:val="start"/>
+        <w:tblCaption w:val="Supplementary Table S6. Kitagawa decomposition of the change in the crude rate, completed ages 7 years and older (post hoc analysis). Rates and components per 100,000; population from the IBGE 2018 projection. The two components sum to the change in the crude rate. aAge-composition component as a percentage of the change in the crude rate; it exceeds 100% when the age-specific-rate component is negative, that is, when changes in age-specific rates partly offset the effect of the changing age composition."/>
+      </w:tblPr>
+      <w:tblGrid>
+        <w:gridCol w:w="1000"/>
+        <w:gridCol w:w="1000"/>
+        <w:gridCol w:w="833"/>
+        <w:gridCol w:w="1250"/>
+        <w:gridCol w:w="1333"/>
+        <w:gridCol w:w="1250"/>
+        <w:gridCol w:w="1250"/>
+      </w:tblGrid>
+      <w:tr>
+        <w:trPr>
+          <w:tblHeader w:val="true"/>
+        </w:trPr>
+        <w:tc>
+          <w:tcPr/>
+          <w:p>
+            <w:pPr>
+              <w:pStyle w:val="Compact"/>
+              <w:jc w:val="left"/>
+            </w:pPr>
+            <w:r>
+              <w:t xml:space="preserve">Years compared</w:t>
+            </w:r>
+          </w:p>
+        </w:tc>
+        <w:tc>
+          <w:tcPr/>
+          <w:p>
+            <w:pPr>
+              <w:pStyle w:val="Compact"/>
+              <w:jc w:val="right"/>
+            </w:pPr>
+            <w:r>
+              <w:t xml:space="preserve">Crude rate, start / end</w:t>
+            </w:r>
+          </w:p>
+        </w:tc>
+        <w:tc>
+          <w:tcPr/>
+          <w:p>
+            <w:pPr>
+              <w:pStyle w:val="Compact"/>
+              <w:jc w:val="right"/>
+            </w:pPr>
+            <w:r>
+              <w:t xml:space="preserve">Change</w:t>
+            </w:r>
+          </w:p>
+        </w:tc>
+        <w:tc>
+          <w:tcPr/>
+          <w:p>
+            <w:pPr>
+              <w:pStyle w:val="Compact"/>
+              <w:jc w:val="right"/>
+            </w:pPr>
+            <w:r>
+              <w:t xml:space="preserve">Age composition</w:t>
+            </w:r>
+          </w:p>
+        </w:tc>
+        <w:tc>
+          <w:tcPr/>
+          <w:p>
+            <w:pPr>
+              <w:pStyle w:val="Compact"/>
+              <w:jc w:val="right"/>
+            </w:pPr>
+            <w:r>
+              <w:t xml:space="preserve">Age-specific rates</w:t>
+            </w:r>
+          </w:p>
+        </w:tc>
+        <w:tc>
+          <w:tcPr/>
+          <w:p>
+            <w:pPr>
+              <w:pStyle w:val="Compact"/>
+              <w:jc w:val="right"/>
+            </w:pPr>
+            <w:r>
+              <w:t xml:space="preserve">Composition share (%)</w:t>
+            </w:r>
+            <w:r>
+              <w:rPr>
+                <w:vertAlign w:val="superscript"/>
+              </w:rPr>
+              <w:t xml:space="preserve">a</w:t>
+            </w:r>
+          </w:p>
+        </w:tc>
+        <w:tc>
+          <w:tcPr/>
+          <w:p>
+            <w:pPr>
+              <w:pStyle w:val="Compact"/>
+              <w:jc w:val="right"/>
+            </w:pPr>
+            <w:r>
+              <w:t xml:space="preserve">Ages ≥60 in composition (%)</w:t>
+            </w:r>
+          </w:p>
+        </w:tc>
+      </w:tr>
+      <w:tr>
+        <w:tc>
+          <w:tcPr/>
+          <w:p>
+            <w:pPr>
+              <w:pStyle w:val="Compact"/>
+              <w:jc w:val="left"/>
+            </w:pPr>
+            <w:r>
+              <w:t xml:space="preserve">2014–2021</w:t>
+            </w:r>
+          </w:p>
+        </w:tc>
+        <w:tc>
+          <w:tcPr/>
+          <w:p>
+            <w:pPr>
+              <w:pStyle w:val="Compact"/>
+              <w:jc w:val="right"/>
+            </w:pPr>
+            <w:r>
+              <w:t xml:space="preserve">1.123 / 1.258</w:t>
+            </w:r>
+          </w:p>
+        </w:tc>
+        <w:tc>
+          <w:tcPr/>
+          <w:p>
+            <w:pPr>
+              <w:pStyle w:val="Compact"/>
+              <w:jc w:val="right"/>
+            </w:pPr>
+            <w:r>
+              <w:t xml:space="preserve">+0.135</w:t>
+            </w:r>
+          </w:p>
+        </w:tc>
+        <w:tc>
+          <w:tcPr/>
+          <w:p>
+            <w:pPr>
+              <w:pStyle w:val="Compact"/>
+              <w:jc w:val="right"/>
+            </w:pPr>
+            <w:r>
+              <w:t xml:space="preserve">+0.191</w:t>
+            </w:r>
+          </w:p>
+        </w:tc>
+        <w:tc>
+          <w:tcPr/>
+          <w:p>
+            <w:pPr>
+              <w:pStyle w:val="Compact"/>
+              <w:jc w:val="right"/>
+            </w:pPr>
+            <w:r>
+              <w:t xml:space="preserve">−0.057</w:t>
+            </w:r>
+          </w:p>
+        </w:tc>
+        <w:tc>
+          <w:tcPr/>
+          <w:p>
+            <w:pPr>
+              <w:pStyle w:val="Compact"/>
+              <w:jc w:val="right"/>
+            </w:pPr>
+            <w:r>
+              <w:t xml:space="preserve">142</w:t>
+            </w:r>
+          </w:p>
+        </w:tc>
+        <w:tc>
+          <w:tcPr/>
+          <w:p>
+            <w:pPr>
+              <w:pStyle w:val="Compact"/>
+              <w:jc w:val="right"/>
+            </w:pPr>
+            <w:r>
+              <w:t xml:space="preserve">95</w:t>
+            </w:r>
+          </w:p>
+        </w:tc>
+      </w:tr>
+      <w:tr>
+        <w:tc>
+          <w:tcPr/>
+          <w:p>
+            <w:pPr>
+              <w:pStyle w:val="Compact"/>
+              <w:jc w:val="left"/>
+            </w:pPr>
+            <w:r>
+              <w:t xml:space="preserve">2014–2019</w:t>
+            </w:r>
+          </w:p>
+        </w:tc>
+        <w:tc>
+          <w:tcPr/>
+          <w:p>
+            <w:pPr>
+              <w:pStyle w:val="Compact"/>
+              <w:jc w:val="right"/>
+            </w:pPr>
+            <w:r>
+              <w:t xml:space="preserve">1.123 / 1.276</w:t>
+            </w:r>
+          </w:p>
+        </w:tc>
+        <w:tc>
+          <w:tcPr/>
+          <w:p>
+            <w:pPr>
+              <w:pStyle w:val="Compact"/>
+              <w:jc w:val="right"/>
+            </w:pPr>
+            <w:r>
+              <w:t xml:space="preserve">+0.154</w:t>
+            </w:r>
+          </w:p>
+        </w:tc>
+        <w:tc>
+          <w:tcPr/>
+          <w:p>
+            <w:pPr>
+              <w:pStyle w:val="Compact"/>
+              <w:jc w:val="right"/>
+            </w:pPr>
+            <w:r>
+              <w:t xml:space="preserve">+0.138</w:t>
+            </w:r>
+          </w:p>
+        </w:tc>
+        <w:tc>
+          <w:tcPr/>
+          <w:p>
+            <w:pPr>
+              <w:pStyle w:val="Compact"/>
+              <w:jc w:val="right"/>
+            </w:pPr>
+            <w:r>
+              <w:t xml:space="preserve">+0.016</w:t>
+            </w:r>
+          </w:p>
+        </w:tc>
+        <w:tc>
+          <w:tcPr/>
+          <w:p>
+            <w:pPr>
+              <w:pStyle w:val="Compact"/>
+              <w:jc w:val="right"/>
+            </w:pPr>
+            <w:r>
+              <w:t xml:space="preserve">90</w:t>
+            </w:r>
+          </w:p>
+        </w:tc>
+        <w:tc>
+          <w:tcPr/>
+          <w:p>
+            <w:pPr>
+              <w:pStyle w:val="Compact"/>
+              <w:jc w:val="right"/>
+            </w:pPr>
+            <w:r>
+              <w:t xml:space="preserve">95</w:t>
+            </w:r>
+          </w:p>
+        </w:tc>
+      </w:tr>
+      <w:tr>
+        <w:tc>
+          <w:tcPr/>
+          <w:p>
+            <w:pPr>
+              <w:pStyle w:val="Compact"/>
+              <w:jc w:val="left"/>
+            </w:pPr>
+            <w:r>
+              <w:t xml:space="preserve">2014–2020</w:t>
+            </w:r>
+          </w:p>
+        </w:tc>
+        <w:tc>
+          <w:tcPr/>
+          <w:p>
+            <w:pPr>
+              <w:pStyle w:val="Compact"/>
+              <w:jc w:val="right"/>
+            </w:pPr>
+            <w:r>
+              <w:t xml:space="preserve">1.123 / 1.401</w:t>
+            </w:r>
+          </w:p>
+        </w:tc>
+        <w:tc>
+          <w:tcPr/>
+          <w:p>
+            <w:pPr>
+              <w:pStyle w:val="Compact"/>
+              <w:jc w:val="right"/>
+            </w:pPr>
+            <w:r>
+              <w:t xml:space="preserve">+0.278</w:t>
+            </w:r>
+          </w:p>
+        </w:tc>
+        <w:tc>
+          <w:tcPr/>
+          <w:p>
+            <w:pPr>
+              <w:pStyle w:val="Compact"/>
+              <w:jc w:val="right"/>
+            </w:pPr>
+            <w:r>
+              <w:t xml:space="preserve">+0.171</w:t>
+            </w:r>
+          </w:p>
+        </w:tc>
+        <w:tc>
+          <w:tcPr/>
+          <w:p>
+            <w:pPr>
+              <w:pStyle w:val="Compact"/>
+              <w:jc w:val="right"/>
+            </w:pPr>
+            <w:r>
+              <w:t xml:space="preserve">+0.107</w:t>
+            </w:r>
+          </w:p>
+        </w:tc>
+        <w:tc>
+          <w:tcPr/>
+          <w:p>
+            <w:pPr>
+              <w:pStyle w:val="Compact"/>
+              <w:jc w:val="right"/>
+            </w:pPr>
+            <w:r>
+              <w:t xml:space="preserve">62</w:t>
+            </w:r>
+          </w:p>
+        </w:tc>
+        <w:tc>
+          <w:tcPr/>
+          <w:p>
+            <w:pPr>
+              <w:pStyle w:val="Compact"/>
+              <w:jc w:val="right"/>
+            </w:pPr>
+            <w:r>
+              <w:t xml:space="preserve">94</w:t>
+            </w:r>
+          </w:p>
+        </w:tc>
+      </w:tr>
+      <w:tr>
+        <w:tc>
+          <w:tcPr/>
+          <w:p>
+            <w:pPr>
+              <w:pStyle w:val="Compact"/>
+              <w:jc w:val="left"/>
+            </w:pPr>
+            <w:r>
+              <w:t xml:space="preserve">2015–2021</w:t>
+            </w:r>
+          </w:p>
+        </w:tc>
+        <w:tc>
+          <w:tcPr/>
+          <w:p>
+            <w:pPr>
+              <w:pStyle w:val="Compact"/>
+              <w:jc w:val="right"/>
+            </w:pPr>
+            <w:r>
+              <w:t xml:space="preserve">1.171 / 1.258</w:t>
+            </w:r>
+          </w:p>
+        </w:tc>
+        <w:tc>
+          <w:tcPr/>
+          <w:p>
+            <w:pPr>
+              <w:pStyle w:val="Compact"/>
+              <w:jc w:val="right"/>
+            </w:pPr>
+            <w:r>
+              <w:t xml:space="preserve">+0.087</w:t>
+            </w:r>
+          </w:p>
+        </w:tc>
+        <w:tc>
+          <w:tcPr/>
+          <w:p>
+            <w:pPr>
+              <w:pStyle w:val="Compact"/>
+              <w:jc w:val="right"/>
+            </w:pPr>
+            <w:r>
+              <w:t xml:space="preserve">+0.167</w:t>
+            </w:r>
+          </w:p>
+        </w:tc>
+        <w:tc>
+          <w:tcPr/>
+          <w:p>
+            <w:pPr>
+              <w:pStyle w:val="Compact"/>
+              <w:jc w:val="right"/>
+            </w:pPr>
+            <w:r>
+              <w:t xml:space="preserve">−0.081</w:t>
+            </w:r>
+          </w:p>
+        </w:tc>
+        <w:tc>
+          <w:tcPr/>
+          <w:p>
+            <w:pPr>
+              <w:pStyle w:val="Compact"/>
+              <w:jc w:val="right"/>
+            </w:pPr>
+            <w:r>
+              <w:t xml:space="preserve">193</w:t>
+            </w:r>
+          </w:p>
+        </w:tc>
+        <w:tc>
+          <w:tcPr/>
+          <w:p>
+            <w:pPr>
+              <w:pStyle w:val="Compact"/>
+              <w:jc w:val="right"/>
+            </w:pPr>
+            <w:r>
+              <w:t xml:space="preserve">95</w:t>
+            </w:r>
+          </w:p>
+        </w:tc>
+      </w:tr>
+      <w:tr>
+        <w:tc>
+          <w:tcPr/>
+          <w:p>
+            <w:pPr>
+              <w:pStyle w:val="Compact"/>
+              <w:jc w:val="left"/>
+            </w:pPr>
+            <w:r>
+              <w:t xml:space="preserve">2016–2021</w:t>
+            </w:r>
+          </w:p>
+        </w:tc>
+        <w:tc>
+          <w:tcPr/>
+          <w:p>
+            <w:pPr>
+              <w:pStyle w:val="Compact"/>
+              <w:jc w:val="right"/>
+            </w:pPr>
+            <w:r>
+              <w:t xml:space="preserve">1.184 / 1.258</w:t>
+            </w:r>
+          </w:p>
+        </w:tc>
+        <w:tc>
+          <w:tcPr/>
+          <w:p>
+            <w:pPr>
+              <w:pStyle w:val="Compact"/>
+              <w:jc w:val="right"/>
+            </w:pPr>
+            <w:r>
+              <w:t xml:space="preserve">+0.073</w:t>
+            </w:r>
+          </w:p>
+        </w:tc>
+        <w:tc>
+          <w:tcPr/>
+          <w:p>
+            <w:pPr>
+              <w:pStyle w:val="Compact"/>
+              <w:jc w:val="right"/>
+            </w:pPr>
+            <w:r>
+              <w:t xml:space="preserve">+0.140</w:t>
+            </w:r>
+          </w:p>
+        </w:tc>
+        <w:tc>
+          <w:tcPr/>
+          <w:p>
+            <w:pPr>
+              <w:pStyle w:val="Compact"/>
+              <w:jc w:val="right"/>
+            </w:pPr>
+            <w:r>
+              <w:t xml:space="preserve">−0.067</w:t>
+            </w:r>
+          </w:p>
+        </w:tc>
+        <w:tc>
+          <w:tcPr/>
+          <w:p>
+            <w:pPr>
+              <w:pStyle w:val="Compact"/>
+              <w:jc w:val="right"/>
+            </w:pPr>
+            <w:r>
+              <w:t xml:space="preserve">191</w:t>
+            </w:r>
+          </w:p>
+        </w:tc>
+        <w:tc>
+          <w:tcPr/>
+          <w:p>
+            <w:pPr>
+              <w:pStyle w:val="Compact"/>
+              <w:jc w:val="right"/>
+            </w:pPr>
+            <w:r>
+              <w:t xml:space="preserve">95</w:t>
+            </w:r>
+          </w:p>
+        </w:tc>
+      </w:tr>
+      <w:tr>
+        <w:tc>
+          <w:tcPr/>
+          <w:p>
+            <w:pPr>
+              <w:pStyle w:val="Compact"/>
+              <w:jc w:val="left"/>
+            </w:pPr>
+            <w:r>
+              <w:t xml:space="preserve">2014–2018</w:t>
+            </w:r>
+          </w:p>
+        </w:tc>
+        <w:tc>
+          <w:tcPr/>
+          <w:p>
+            <w:pPr>
+              <w:pStyle w:val="Compact"/>
+              <w:jc w:val="right"/>
+            </w:pPr>
+            <w:r>
+              <w:t xml:space="preserve">1.123 / 1.194</w:t>
+            </w:r>
+          </w:p>
+        </w:tc>
+        <w:tc>
+          <w:tcPr/>
+          <w:p>
+            <w:pPr>
+              <w:pStyle w:val="Compact"/>
+              <w:jc w:val="right"/>
+            </w:pPr>
+            <w:r>
+              <w:t xml:space="preserve">+0.071</w:t>
+            </w:r>
+          </w:p>
+        </w:tc>
+        <w:tc>
+          <w:tcPr/>
+          <w:p>
+            <w:pPr>
+              <w:pStyle w:val="Compact"/>
+              <w:jc w:val="right"/>
+            </w:pPr>
+            <w:r>
+              <w:t xml:space="preserve">+0.107</w:t>
+            </w:r>
+          </w:p>
+        </w:tc>
+        <w:tc>
+          <w:tcPr/>
+          <w:p>
+            <w:pPr>
+              <w:pStyle w:val="Compact"/>
+              <w:jc w:val="right"/>
+            </w:pPr>
+            <w:r>
+              <w:t xml:space="preserve">−0.036</w:t>
+            </w:r>
+          </w:p>
+        </w:tc>
+        <w:tc>
+          <w:tcPr/>
+          <w:p>
+            <w:pPr>
+              <w:pStyle w:val="Compact"/>
+              <w:jc w:val="right"/>
+            </w:pPr>
+            <w:r>
+              <w:t xml:space="preserve">151</w:t>
+            </w:r>
+          </w:p>
+        </w:tc>
+        <w:tc>
+          <w:tcPr/>
+          <w:p>
+            <w:pPr>
+              <w:pStyle w:val="Compact"/>
+              <w:jc w:val="right"/>
+            </w:pPr>
+            <w:r>
+              <w:t xml:space="preserve">94</w:t>
+            </w:r>
+          </w:p>
+        </w:tc>
+      </w:tr>
+    </w:tbl>
+    <w:p>
+      <w:pPr>
+        <w:pStyle w:val="CaptionedFigure"/>
+      </w:pPr>
+      <w:r>
+        <w:drawing>
+          <wp:inline>
+            <wp:extent cx="5334000" cy="5033492"/>
+            <wp:effectExtent b="0" l="0" r="0" t="0"/>
+            <wp:docPr descr="Supplementary Figure S1. Asthma mortality at ages 5–34 years, Brazil, 2014–2021. Upper panel: rate per 100,000 at ages 5–34 (solid line, filled circles) and at ages 7–34, the control group matching the age filter of the original analysis (dashed line, open squares). Lower panel: annual asthma deaths at ages 5–34. Population from the IBGE 2018 projection." title="" id="21" name="Picture"/>
+            <a:graphic>
+              <a:graphicData uri="http://schemas.openxmlformats.org/drawingml/2006/picture">
+                <pic:pic>
+                  <pic:nvPicPr>
+                    <pic:cNvPr descr="figS1_age_5_34_mortality.jpg" id="22" name="Picture"/>
+                    <pic:cNvPicPr>
+                      <a:picLocks noChangeArrowheads="1" noChangeAspect="1"/>
+                    </pic:cNvPicPr>
+                  </pic:nvPicPr>
+                  <pic:blipFill>
+                    <a:blip r:embed="rId20"/>
+                    <a:stretch>
+                      <a:fillRect/>
+                    </a:stretch>
+                  </pic:blipFill>
+                  <pic:spPr bwMode="auto">
+                    <a:xfrm>
+                      <a:off x="0" y="0"/>
+                      <a:ext cx="5334000" cy="5033492"/>
+                    </a:xfrm>
+                    <a:prstGeom prst="rect">
+                      <a:avLst/>
+                    </a:prstGeom>
+                    <a:noFill/>
+                    <a:ln w="9525">
+                      <a:noFill/>
+                      <a:headEnd/>
+                      <a:tailEnd/>
+                    </a:ln>
+                  </pic:spPr>
+                </pic:pic>
+              </a:graphicData>
+            </a:graphic>
+          </wp:inline>
+        </w:drawing>
+      </w:r>
+    </w:p>
+    <w:p>
+      <w:pPr>
+        <w:pStyle w:val="ImageCaption"/>
+      </w:pPr>
+      <w:r>
+        <w:rPr>
+          <w:bCs/>
+          <w:b/>
+        </w:rPr>
+        <w:t xml:space="preserve">Supplementary Figure S1.</w:t>
+      </w:r>
+      <w:r>
+        <w:t xml:space="preserve"> </w:t>
+      </w:r>
+      <w:r>
+        <w:t xml:space="preserve">Asthma mortality at ages 5–34 years, Brazil, 2014–2021. Upper panel: rate per 100,000 at ages 5–34 (solid line, filled circles) and at ages 7–34, the control group matching the age filter of the original analysis (dashed line, open squares). Lower panel: annual asthma deaths at ages 5–34. Population from the IBGE 2018 projection.</w:t>
+      </w:r>
+    </w:p>
     <w:p>
       <w:pPr>
         <w:pStyle w:val="BodyText"/>

--- a/reanalysis/manuscript/article/build/supplementary_tables.docx
+++ b/reanalysis/manuscript/article/build/supplementary_tables.docx
@@ -816,31 +816,31 @@
               <w:jc w:val="right"/>
             </w:pPr>
             <w:r>
-              <w:t xml:space="preserve">2,459</w:t>
-            </w:r>
-          </w:p>
-        </w:tc>
-        <w:tc>
-          <w:tcPr/>
-          <w:p>
-            <w:pPr>
-              <w:pStyle w:val="Compact"/>
-              <w:jc w:val="right"/>
-            </w:pPr>
-            <w:r>
-              <w:t xml:space="preserve">2,459</w:t>
-            </w:r>
-          </w:p>
-        </w:tc>
-        <w:tc>
-          <w:tcPr/>
-          <w:p>
-            <w:pPr>
-              <w:pStyle w:val="Compact"/>
-              <w:jc w:val="right"/>
-            </w:pPr>
-            <w:r>
-              <w:t xml:space="preserve">2,428</w:t>
+              <w:t xml:space="preserve">2,458</w:t>
+            </w:r>
+          </w:p>
+        </w:tc>
+        <w:tc>
+          <w:tcPr/>
+          <w:p>
+            <w:pPr>
+              <w:pStyle w:val="Compact"/>
+              <w:jc w:val="right"/>
+            </w:pPr>
+            <w:r>
+              <w:t xml:space="preserve">2,458</w:t>
+            </w:r>
+          </w:p>
+        </w:tc>
+        <w:tc>
+          <w:tcPr/>
+          <w:p>
+            <w:pPr>
+              <w:pStyle w:val="Compact"/>
+              <w:jc w:val="right"/>
+            </w:pPr>
+            <w:r>
+              <w:t xml:space="preserve">2,427</w:t>
             </w:r>
           </w:p>
         </w:tc>
@@ -890,31 +890,31 @@
               <w:jc w:val="right"/>
             </w:pPr>
             <w:r>
-              <w:t xml:space="preserve">19,048</w:t>
-            </w:r>
-          </w:p>
-        </w:tc>
-        <w:tc>
-          <w:tcPr/>
-          <w:p>
-            <w:pPr>
-              <w:pStyle w:val="Compact"/>
-              <w:jc w:val="right"/>
-            </w:pPr>
-            <w:r>
-              <w:t xml:space="preserve">19,033</w:t>
-            </w:r>
-          </w:p>
-        </w:tc>
-        <w:tc>
-          <w:tcPr/>
-          <w:p>
-            <w:pPr>
-              <w:pStyle w:val="Compact"/>
-              <w:jc w:val="right"/>
-            </w:pPr>
-            <w:r>
-              <w:t xml:space="preserve">18,583</w:t>
+              <w:t xml:space="preserve">19,047</w:t>
+            </w:r>
+          </w:p>
+        </w:tc>
+        <w:tc>
+          <w:tcPr/>
+          <w:p>
+            <w:pPr>
+              <w:pStyle w:val="Compact"/>
+              <w:jc w:val="right"/>
+            </w:pPr>
+            <w:r>
+              <w:t xml:space="preserve">19,032</w:t>
+            </w:r>
+          </w:p>
+        </w:tc>
+        <w:tc>
+          <w:tcPr/>
+          <w:p>
+            <w:pPr>
+              <w:pStyle w:val="Compact"/>
+              <w:jc w:val="right"/>
+            </w:pPr>
+            <w:r>
+              <w:t xml:space="preserve">18,582</w:t>
             </w:r>
           </w:p>
         </w:tc>
@@ -1258,7 +1258,7 @@
               <w:jc w:val="right"/>
             </w:pPr>
             <w:r>
-              <w:t xml:space="preserve">2,428</w:t>
+              <w:t xml:space="preserve">2,427</w:t>
             </w:r>
           </w:p>
         </w:tc>
@@ -1368,7 +1368,7 @@
               <w:jc w:val="right"/>
             </w:pPr>
             <w:r>
-              <w:t xml:space="preserve">2,423</w:t>
+              <w:t xml:space="preserve">2,422</w:t>
             </w:r>
           </w:p>
         </w:tc>
@@ -1478,7 +1478,7 @@
               <w:jc w:val="right"/>
             </w:pPr>
             <w:r>
-              <w:t xml:space="preserve">210</w:t>
+              <w:t xml:space="preserve">209</w:t>
             </w:r>
           </w:p>
         </w:tc>
@@ -1588,7 +1588,7 @@
               <w:jc w:val="right"/>
             </w:pPr>
             <w:r>
-              <w:t xml:space="preserve">202</w:t>
+              <w:t xml:space="preserve">201</w:t>
             </w:r>
           </w:p>
         </w:tc>
@@ -2000,7 +2000,7 @@
               <w:jc w:val="right"/>
             </w:pPr>
             <w:r>
-              <w:t xml:space="preserve">1.078</w:t>
+              <w:t xml:space="preserve">1.077</w:t>
             </w:r>
           </w:p>
         </w:tc>
@@ -2110,7 +2110,7 @@
               <w:jc w:val="right"/>
             </w:pPr>
             <w:r>
-              <w:t xml:space="preserve">0.219</w:t>
+              <w:t xml:space="preserve">0.218</w:t>
             </w:r>
           </w:p>
         </w:tc>
@@ -2220,7 +2220,7 @@
               <w:jc w:val="right"/>
             </w:pPr>
             <w:r>
-              <w:t xml:space="preserve">0.224</w:t>
+              <w:t xml:space="preserve">0.223</w:t>
             </w:r>
           </w:p>
         </w:tc>
@@ -2632,7 +2632,7 @@
               <w:jc w:val="right"/>
             </w:pPr>
             <w:r>
-              <w:t xml:space="preserve">580 / 756</w:t>
+              <w:t xml:space="preserve">580 / 755</w:t>
             </w:r>
           </w:p>
         </w:tc>
@@ -2656,7 +2656,7 @@
               <w:jc w:val="right"/>
             </w:pPr>
             <w:r>
-              <w:t xml:space="preserve">+22.9</w:t>
+              <w:t xml:space="preserve">+22.7</w:t>
             </w:r>
           </w:p>
         </w:tc>
@@ -2692,7 +2692,7 @@
               <w:jc w:val="right"/>
             </w:pPr>
             <w:r>
-              <w:t xml:space="preserve">0.044</w:t>
+              <w:t xml:space="preserve">0.045</w:t>
             </w:r>
           </w:p>
         </w:tc>
@@ -2964,19 +2964,19 @@
               <w:jc w:val="right"/>
             </w:pPr>
             <w:r>
-              <w:t xml:space="preserve">5.91</w:t>
-            </w:r>
-          </w:p>
-        </w:tc>
-        <w:tc>
-          <w:tcPr/>
-          <w:p>
-            <w:pPr>
-              <w:pStyle w:val="Compact"/>
-              <w:jc w:val="left"/>
-            </w:pPr>
-            <w:r>
-              <w:t xml:space="preserve">+2.25 (0.32 to 4.22)</w:t>
+              <w:t xml:space="preserve">5.93</w:t>
+            </w:r>
+          </w:p>
+        </w:tc>
+        <w:tc>
+          <w:tcPr/>
+          <w:p>
+            <w:pPr>
+              <w:pStyle w:val="Compact"/>
+              <w:jc w:val="left"/>
+            </w:pPr>
+            <w:r>
+              <w:t xml:space="preserve">+2.25 (0.31 to 4.22)</w:t>
             </w:r>
           </w:p>
         </w:tc>
@@ -3050,43 +3050,43 @@
               <w:jc w:val="left"/>
             </w:pPr>
             <w:r>
-              <w:t xml:space="preserve">+0.00 (−1.12 to 1.14)</w:t>
-            </w:r>
-          </w:p>
-        </w:tc>
-        <w:tc>
-          <w:tcPr/>
-          <w:p>
-            <w:pPr>
-              <w:pStyle w:val="Compact"/>
-              <w:jc w:val="left"/>
-            </w:pPr>
-            <w:r>
-              <w:t xml:space="preserve">0.994</w:t>
-            </w:r>
-          </w:p>
-        </w:tc>
-        <w:tc>
-          <w:tcPr/>
-          <w:p>
-            <w:pPr>
-              <w:pStyle w:val="Compact"/>
-              <w:jc w:val="right"/>
-            </w:pPr>
-            <w:r>
-              <w:t xml:space="preserve">0.104</w:t>
-            </w:r>
-          </w:p>
-        </w:tc>
-        <w:tc>
-          <w:tcPr/>
-          <w:p>
-            <w:pPr>
-              <w:pStyle w:val="Compact"/>
-              <w:jc w:val="left"/>
-            </w:pPr>
-            <w:r>
-              <w:t xml:space="preserve">+0.29 (0.602)</w:t>
+              <w:t xml:space="preserve">+0.00 (−1.13 to 1.14)</w:t>
+            </w:r>
+          </w:p>
+        </w:tc>
+        <w:tc>
+          <w:tcPr/>
+          <w:p>
+            <w:pPr>
+              <w:pStyle w:val="Compact"/>
+              <w:jc w:val="left"/>
+            </w:pPr>
+            <w:r>
+              <w:t xml:space="preserve">0.999</w:t>
+            </w:r>
+          </w:p>
+        </w:tc>
+        <w:tc>
+          <w:tcPr/>
+          <w:p>
+            <w:pPr>
+              <w:pStyle w:val="Compact"/>
+              <w:jc w:val="right"/>
+            </w:pPr>
+            <w:r>
+              <w:t xml:space="preserve">0.107</w:t>
+            </w:r>
+          </w:p>
+        </w:tc>
+        <w:tc>
+          <w:tcPr/>
+          <w:p>
+            <w:pPr>
+              <w:pStyle w:val="Compact"/>
+              <w:jc w:val="left"/>
+            </w:pPr>
+            <w:r>
+              <w:t xml:space="preserve">+0.29 (0.606)</w:t>
             </w:r>
           </w:p>
         </w:tc>
@@ -3112,31 +3112,31 @@
               <w:jc w:val="right"/>
             </w:pPr>
             <w:r>
-              <w:t xml:space="preserve">1.07</w:t>
-            </w:r>
-          </w:p>
-        </w:tc>
-        <w:tc>
-          <w:tcPr/>
-          <w:p>
-            <w:pPr>
-              <w:pStyle w:val="Compact"/>
-              <w:jc w:val="left"/>
-            </w:pPr>
-            <w:r>
-              <w:t xml:space="preserve">+4.04 (1.20 to 6.96)</w:t>
-            </w:r>
-          </w:p>
-        </w:tc>
-        <w:tc>
-          <w:tcPr/>
-          <w:p>
-            <w:pPr>
-              <w:pStyle w:val="Compact"/>
-              <w:jc w:val="left"/>
-            </w:pPr>
-            <w:r>
-              <w:t xml:space="preserve">0.013</w:t>
+              <w:t xml:space="preserve">1.09</w:t>
+            </w:r>
+          </w:p>
+        </w:tc>
+        <w:tc>
+          <w:tcPr/>
+          <w:p>
+            <w:pPr>
+              <w:pStyle w:val="Compact"/>
+              <w:jc w:val="left"/>
+            </w:pPr>
+            <w:r>
+              <w:t xml:space="preserve">+4.00 (1.13 to 6.95)</w:t>
+            </w:r>
+          </w:p>
+        </w:tc>
+        <w:tc>
+          <w:tcPr/>
+          <w:p>
+            <w:pPr>
+              <w:pStyle w:val="Compact"/>
+              <w:jc w:val="left"/>
+            </w:pPr>
+            <w:r>
+              <w:t xml:space="preserve">0.014</w:t>
             </w:r>
           </w:p>
         </w:tc>
@@ -3160,7 +3160,7 @@
               <w:jc w:val="left"/>
             </w:pPr>
             <w:r>
-              <w:t xml:space="preserve">+4.22 (0.011)</w:t>
+              <w:t xml:space="preserve">+4.18 (0.012)</w:t>
             </w:r>
           </w:p>
         </w:tc>
@@ -3186,31 +3186,31 @@
               <w:jc w:val="right"/>
             </w:pPr>
             <w:r>
-              <w:t xml:space="preserve">1.13</w:t>
-            </w:r>
-          </w:p>
-        </w:tc>
-        <w:tc>
-          <w:tcPr/>
-          <w:p>
-            <w:pPr>
-              <w:pStyle w:val="Compact"/>
-              <w:jc w:val="left"/>
-            </w:pPr>
-            <w:r>
-              <w:t xml:space="preserve">+4.65 (1.64 to 7.75)</w:t>
-            </w:r>
-          </w:p>
-        </w:tc>
-        <w:tc>
-          <w:tcPr/>
-          <w:p>
-            <w:pPr>
-              <w:pStyle w:val="Compact"/>
-              <w:jc w:val="left"/>
-            </w:pPr>
-            <w:r>
-              <w:t xml:space="preserve">0.009</w:t>
+              <w:t xml:space="preserve">1.15</w:t>
+            </w:r>
+          </w:p>
+        </w:tc>
+        <w:tc>
+          <w:tcPr/>
+          <w:p>
+            <w:pPr>
+              <w:pStyle w:val="Compact"/>
+              <w:jc w:val="left"/>
+            </w:pPr>
+            <w:r>
+              <w:t xml:space="preserve">+4.60 (1.56 to 7.74)</w:t>
+            </w:r>
+          </w:p>
+        </w:tc>
+        <w:tc>
+          <w:tcPr/>
+          <w:p>
+            <w:pPr>
+              <w:pStyle w:val="Compact"/>
+              <w:jc w:val="left"/>
+            </w:pPr>
+            <w:r>
+              <w:t xml:space="preserve">0.010</w:t>
             </w:r>
           </w:p>
         </w:tc>
@@ -3234,7 +3234,7 @@
               <w:jc w:val="left"/>
             </w:pPr>
             <w:r>
-              <w:t xml:space="preserve">+4.83 (0.007)</w:t>
+              <w:t xml:space="preserve">+4.79 (0.008)</w:t>
             </w:r>
           </w:p>
         </w:tc>
@@ -3542,19 +3542,19 @@
               <w:jc w:val="right"/>
             </w:pPr>
             <w:r>
-              <w:t xml:space="preserve">1.078</w:t>
-            </w:r>
-          </w:p>
-        </w:tc>
-        <w:tc>
-          <w:tcPr/>
-          <w:p>
-            <w:pPr>
-              <w:pStyle w:val="Compact"/>
-              <w:jc w:val="right"/>
-            </w:pPr>
-            <w:r>
-              <w:t xml:space="preserve">−4.0</w:t>
+              <w:t xml:space="preserve">1.077</w:t>
+            </w:r>
+          </w:p>
+        </w:tc>
+        <w:tc>
+          <w:tcPr/>
+          <w:p>
+            <w:pPr>
+              <w:pStyle w:val="Compact"/>
+              <w:jc w:val="right"/>
+            </w:pPr>
+            <w:r>
+              <w:t xml:space="preserve">−4.1</w:t>
             </w:r>
           </w:p>
         </w:tc>
@@ -3578,19 +3578,19 @@
               <w:jc w:val="left"/>
             </w:pPr>
             <w:r>
-              <w:t xml:space="preserve">(−0.0213 to 0.0217)</w:t>
-            </w:r>
-          </w:p>
-        </w:tc>
-        <w:tc>
-          <w:tcPr/>
-          <w:p>
-            <w:pPr>
-              <w:pStyle w:val="Compact"/>
-              <w:jc w:val="right"/>
-            </w:pPr>
-            <w:r>
-              <w:t xml:space="preserve">0.983</w:t>
+              <w:t xml:space="preserve">(−0.0214 to 0.0217)</w:t>
+            </w:r>
+          </w:p>
+        </w:tc>
+        <w:tc>
+          <w:tcPr/>
+          <w:p>
+            <w:pPr>
+              <w:pStyle w:val="Compact"/>
+              <w:jc w:val="right"/>
+            </w:pPr>
+            <w:r>
+              <w:t xml:space="preserve">0.987</w:t>
             </w:r>
           </w:p>
         </w:tc>
@@ -3628,7 +3628,7 @@
               <w:jc w:val="right"/>
             </w:pPr>
             <w:r>
-              <w:t xml:space="preserve">1.112</w:t>
+              <w:t xml:space="preserve">1.111</w:t>
             </w:r>
           </w:p>
         </w:tc>
@@ -3652,7 +3652,7 @@
               <w:jc w:val="right"/>
             </w:pPr>
             <w:r>
-              <w:t xml:space="preserve">0.0040</w:t>
+              <w:t xml:space="preserve">0.0039</w:t>
             </w:r>
           </w:p>
         </w:tc>
@@ -3676,7 +3676,7 @@
               <w:jc w:val="right"/>
             </w:pPr>
             <w:r>
-              <w:t xml:space="preserve">0.668</w:t>
+              <w:t xml:space="preserve">0.672</w:t>
             </w:r>
           </w:p>
         </w:tc>
@@ -3714,55 +3714,55 @@
               <w:jc w:val="right"/>
             </w:pPr>
             <w:r>
-              <w:t xml:space="preserve">1.049</w:t>
-            </w:r>
-          </w:p>
-        </w:tc>
-        <w:tc>
-          <w:tcPr/>
-          <w:p>
-            <w:pPr>
-              <w:pStyle w:val="Compact"/>
-              <w:jc w:val="right"/>
-            </w:pPr>
-            <w:r>
-              <w:t xml:space="preserve">−4.2</w:t>
-            </w:r>
-          </w:p>
-        </w:tc>
-        <w:tc>
-          <w:tcPr/>
-          <w:p>
-            <w:pPr>
-              <w:pStyle w:val="Compact"/>
-              <w:jc w:val="right"/>
-            </w:pPr>
-            <w:r>
-              <w:t xml:space="preserve">−0.0001</w:t>
-            </w:r>
-          </w:p>
-        </w:tc>
-        <w:tc>
-          <w:tcPr/>
-          <w:p>
-            <w:pPr>
-              <w:pStyle w:val="Compact"/>
-              <w:jc w:val="left"/>
-            </w:pPr>
-            <w:r>
-              <w:t xml:space="preserve">(−0.0207 to 0.0205)</w:t>
-            </w:r>
-          </w:p>
-        </w:tc>
-        <w:tc>
-          <w:tcPr/>
-          <w:p>
-            <w:pPr>
-              <w:pStyle w:val="Compact"/>
-              <w:jc w:val="right"/>
-            </w:pPr>
-            <w:r>
-              <w:t xml:space="preserve">0.990</w:t>
+              <w:t xml:space="preserve">1.048</w:t>
+            </w:r>
+          </w:p>
+        </w:tc>
+        <w:tc>
+          <w:tcPr/>
+          <w:p>
+            <w:pPr>
+              <w:pStyle w:val="Compact"/>
+              <w:jc w:val="right"/>
+            </w:pPr>
+            <w:r>
+              <w:t xml:space="preserve">−4.3</w:t>
+            </w:r>
+          </w:p>
+        </w:tc>
+        <w:tc>
+          <w:tcPr/>
+          <w:p>
+            <w:pPr>
+              <w:pStyle w:val="Compact"/>
+              <w:jc w:val="right"/>
+            </w:pPr>
+            <w:r>
+              <w:t xml:space="preserve">−0.0002</w:t>
+            </w:r>
+          </w:p>
+        </w:tc>
+        <w:tc>
+          <w:tcPr/>
+          <w:p>
+            <w:pPr>
+              <w:pStyle w:val="Compact"/>
+              <w:jc w:val="left"/>
+            </w:pPr>
+            <w:r>
+              <w:t xml:space="preserve">(−0.0208 to 0.0205)</w:t>
+            </w:r>
+          </w:p>
+        </w:tc>
+        <w:tc>
+          <w:tcPr/>
+          <w:p>
+            <w:pPr>
+              <w:pStyle w:val="Compact"/>
+              <w:jc w:val="right"/>
+            </w:pPr>
+            <w:r>
+              <w:t xml:space="preserve">0.985</w:t>
             </w:r>
           </w:p>
         </w:tc>
@@ -3800,31 +3800,31 @@
               <w:jc w:val="right"/>
             </w:pPr>
             <w:r>
-              <w:t xml:space="preserve">1.080</w:t>
-            </w:r>
-          </w:p>
-        </w:tc>
-        <w:tc>
-          <w:tcPr/>
-          <w:p>
-            <w:pPr>
-              <w:pStyle w:val="Compact"/>
-              <w:jc w:val="right"/>
-            </w:pPr>
-            <w:r>
-              <w:t xml:space="preserve">−2.0</w:t>
-            </w:r>
-          </w:p>
-        </w:tc>
-        <w:tc>
-          <w:tcPr/>
-          <w:p>
-            <w:pPr>
-              <w:pStyle w:val="Compact"/>
-              <w:jc w:val="right"/>
-            </w:pPr>
-            <w:r>
-              <w:t xml:space="preserve">0.0031</w:t>
+              <w:t xml:space="preserve">1.079</w:t>
+            </w:r>
+          </w:p>
+        </w:tc>
+        <w:tc>
+          <w:tcPr/>
+          <w:p>
+            <w:pPr>
+              <w:pStyle w:val="Compact"/>
+              <w:jc w:val="right"/>
+            </w:pPr>
+            <w:r>
+              <w:t xml:space="preserve">−2.1</w:t>
+            </w:r>
+          </w:p>
+        </w:tc>
+        <w:tc>
+          <w:tcPr/>
+          <w:p>
+            <w:pPr>
+              <w:pStyle w:val="Compact"/>
+              <w:jc w:val="right"/>
+            </w:pPr>
+            <w:r>
+              <w:t xml:space="preserve">0.0030</w:t>
             </w:r>
           </w:p>
         </w:tc>
@@ -3848,7 +3848,7 @@
               <w:jc w:val="right"/>
             </w:pPr>
             <w:r>
-              <w:t xml:space="preserve">0.727</w:t>
+              <w:t xml:space="preserve">0.731</w:t>
             </w:r>
           </w:p>
         </w:tc>
@@ -3952,55 +3952,55 @@
               <w:jc w:val="right"/>
             </w:pPr>
             <w:r>
-              <w:t xml:space="preserve">0.219</w:t>
-            </w:r>
-          </w:p>
-        </w:tc>
-        <w:tc>
-          <w:tcPr/>
-          <w:p>
-            <w:pPr>
-              <w:pStyle w:val="Compact"/>
-              <w:jc w:val="right"/>
-            </w:pPr>
-            <w:r>
-              <w:t xml:space="preserve">+20.3</w:t>
-            </w:r>
-          </w:p>
-        </w:tc>
-        <w:tc>
-          <w:tcPr/>
-          <w:p>
-            <w:pPr>
-              <w:pStyle w:val="Compact"/>
-              <w:jc w:val="right"/>
-            </w:pPr>
-            <w:r>
-              <w:t xml:space="preserve">0.0080</w:t>
-            </w:r>
-          </w:p>
-        </w:tc>
-        <w:tc>
-          <w:tcPr/>
-          <w:p>
-            <w:pPr>
-              <w:pStyle w:val="Compact"/>
-              <w:jc w:val="left"/>
-            </w:pPr>
-            <w:r>
-              <w:t xml:space="preserve">(0.0023 to 0.0138)</w:t>
-            </w:r>
-          </w:p>
-        </w:tc>
-        <w:tc>
-          <w:tcPr/>
-          <w:p>
-            <w:pPr>
-              <w:pStyle w:val="Compact"/>
-              <w:jc w:val="right"/>
-            </w:pPr>
-            <w:r>
-              <w:t xml:space="preserve">0.014</w:t>
+              <w:t xml:space="preserve">0.218</w:t>
+            </w:r>
+          </w:p>
+        </w:tc>
+        <w:tc>
+          <w:tcPr/>
+          <w:p>
+            <w:pPr>
+              <w:pStyle w:val="Compact"/>
+              <w:jc w:val="right"/>
+            </w:pPr>
+            <w:r>
+              <w:t xml:space="preserve">+19.7</w:t>
+            </w:r>
+          </w:p>
+        </w:tc>
+        <w:tc>
+          <w:tcPr/>
+          <w:p>
+            <w:pPr>
+              <w:pStyle w:val="Compact"/>
+              <w:jc w:val="right"/>
+            </w:pPr>
+            <w:r>
+              <w:t xml:space="preserve">0.0079</w:t>
+            </w:r>
+          </w:p>
+        </w:tc>
+        <w:tc>
+          <w:tcPr/>
+          <w:p>
+            <w:pPr>
+              <w:pStyle w:val="Compact"/>
+              <w:jc w:val="left"/>
+            </w:pPr>
+            <w:r>
+              <w:t xml:space="preserve">(0.0021 to 0.0138)</w:t>
+            </w:r>
+          </w:p>
+        </w:tc>
+        <w:tc>
+          <w:tcPr/>
+          <w:p>
+            <w:pPr>
+              <w:pStyle w:val="Compact"/>
+              <w:jc w:val="right"/>
+            </w:pPr>
+            <w:r>
+              <w:t xml:space="preserve">0.016</w:t>
             </w:r>
           </w:p>
         </w:tc>
@@ -4038,55 +4038,55 @@
               <w:jc w:val="right"/>
             </w:pPr>
             <w:r>
-              <w:t xml:space="preserve">0.222</w:t>
-            </w:r>
-          </w:p>
-        </w:tc>
-        <w:tc>
-          <w:tcPr/>
-          <w:p>
-            <w:pPr>
-              <w:pStyle w:val="Compact"/>
-              <w:jc w:val="right"/>
-            </w:pPr>
-            <w:r>
-              <w:t xml:space="preserve">+21.7</w:t>
-            </w:r>
-          </w:p>
-        </w:tc>
-        <w:tc>
-          <w:tcPr/>
-          <w:p>
-            <w:pPr>
-              <w:pStyle w:val="Compact"/>
-              <w:jc w:val="right"/>
-            </w:pPr>
-            <w:r>
-              <w:t xml:space="preserve">0.0085</w:t>
-            </w:r>
-          </w:p>
-        </w:tc>
-        <w:tc>
-          <w:tcPr/>
-          <w:p>
-            <w:pPr>
-              <w:pStyle w:val="Compact"/>
-              <w:jc w:val="left"/>
-            </w:pPr>
-            <w:r>
-              <w:t xml:space="preserve">(0.0026 to 0.0144)</w:t>
-            </w:r>
-          </w:p>
-        </w:tc>
-        <w:tc>
-          <w:tcPr/>
-          <w:p>
-            <w:pPr>
-              <w:pStyle w:val="Compact"/>
-              <w:jc w:val="right"/>
-            </w:pPr>
-            <w:r>
-              <w:t xml:space="preserve">0.012</w:t>
+              <w:t xml:space="preserve">0.221</w:t>
+            </w:r>
+          </w:p>
+        </w:tc>
+        <w:tc>
+          <w:tcPr/>
+          <w:p>
+            <w:pPr>
+              <w:pStyle w:val="Compact"/>
+              <w:jc w:val="right"/>
+            </w:pPr>
+            <w:r>
+              <w:t xml:space="preserve">+21.1</w:t>
+            </w:r>
+          </w:p>
+        </w:tc>
+        <w:tc>
+          <w:tcPr/>
+          <w:p>
+            <w:pPr>
+              <w:pStyle w:val="Compact"/>
+              <w:jc w:val="right"/>
+            </w:pPr>
+            <w:r>
+              <w:t xml:space="preserve">0.0084</w:t>
+            </w:r>
+          </w:p>
+        </w:tc>
+        <w:tc>
+          <w:tcPr/>
+          <w:p>
+            <w:pPr>
+              <w:pStyle w:val="Compact"/>
+              <w:jc w:val="left"/>
+            </w:pPr>
+            <w:r>
+              <w:t xml:space="preserve">(0.0025 to 0.0143)</w:t>
+            </w:r>
+          </w:p>
+        </w:tc>
+        <w:tc>
+          <w:tcPr/>
+          <w:p>
+            <w:pPr>
+              <w:pStyle w:val="Compact"/>
+              <w:jc w:val="right"/>
+            </w:pPr>
+            <w:r>
+              <w:t xml:space="preserve">0.013</w:t>
             </w:r>
           </w:p>
         </w:tc>
@@ -4124,55 +4124,55 @@
               <w:jc w:val="right"/>
             </w:pPr>
             <w:r>
-              <w:t xml:space="preserve">0.208</w:t>
-            </w:r>
-          </w:p>
-        </w:tc>
-        <w:tc>
-          <w:tcPr/>
-          <w:p>
-            <w:pPr>
-              <w:pStyle w:val="Compact"/>
-              <w:jc w:val="right"/>
-            </w:pPr>
-            <w:r>
-              <w:t xml:space="preserve">+16.9</w:t>
-            </w:r>
-          </w:p>
-        </w:tc>
-        <w:tc>
-          <w:tcPr/>
-          <w:p>
-            <w:pPr>
-              <w:pStyle w:val="Compact"/>
-              <w:jc w:val="right"/>
-            </w:pPr>
-            <w:r>
-              <w:t xml:space="preserve">0.0069</w:t>
-            </w:r>
-          </w:p>
-        </w:tc>
-        <w:tc>
-          <w:tcPr/>
-          <w:p>
-            <w:pPr>
-              <w:pStyle w:val="Compact"/>
-              <w:jc w:val="left"/>
-            </w:pPr>
-            <w:r>
-              <w:t xml:space="preserve">(0.0015 to 0.0122)</w:t>
-            </w:r>
-          </w:p>
-        </w:tc>
-        <w:tc>
-          <w:tcPr/>
-          <w:p>
-            <w:pPr>
-              <w:pStyle w:val="Compact"/>
-              <w:jc w:val="right"/>
-            </w:pPr>
-            <w:r>
-              <w:t xml:space="preserve">0.020</w:t>
+              <w:t xml:space="preserve">0.207</w:t>
+            </w:r>
+          </w:p>
+        </w:tc>
+        <w:tc>
+          <w:tcPr/>
+          <w:p>
+            <w:pPr>
+              <w:pStyle w:val="Compact"/>
+              <w:jc w:val="right"/>
+            </w:pPr>
+            <w:r>
+              <w:t xml:space="preserve">+16.4</w:t>
+            </w:r>
+          </w:p>
+        </w:tc>
+        <w:tc>
+          <w:tcPr/>
+          <w:p>
+            <w:pPr>
+              <w:pStyle w:val="Compact"/>
+              <w:jc w:val="right"/>
+            </w:pPr>
+            <w:r>
+              <w:t xml:space="preserve">0.0068</w:t>
+            </w:r>
+          </w:p>
+        </w:tc>
+        <w:tc>
+          <w:tcPr/>
+          <w:p>
+            <w:pPr>
+              <w:pStyle w:val="Compact"/>
+              <w:jc w:val="left"/>
+            </w:pPr>
+            <w:r>
+              <w:t xml:space="preserve">(0.0014 to 0.0122)</w:t>
+            </w:r>
+          </w:p>
+        </w:tc>
+        <w:tc>
+          <w:tcPr/>
+          <w:p>
+            <w:pPr>
+              <w:pStyle w:val="Compact"/>
+              <w:jc w:val="right"/>
+            </w:pPr>
+            <w:r>
+              <w:t xml:space="preserve">0.022</w:t>
             </w:r>
           </w:p>
         </w:tc>
@@ -4210,55 +4210,55 @@
               <w:jc w:val="right"/>
             </w:pPr>
             <w:r>
-              <w:t xml:space="preserve">0.213</w:t>
-            </w:r>
-          </w:p>
-        </w:tc>
-        <w:tc>
-          <w:tcPr/>
-          <w:p>
-            <w:pPr>
-              <w:pStyle w:val="Compact"/>
-              <w:jc w:val="right"/>
-            </w:pPr>
-            <w:r>
-              <w:t xml:space="preserve">+19.1</w:t>
-            </w:r>
-          </w:p>
-        </w:tc>
-        <w:tc>
-          <w:tcPr/>
-          <w:p>
-            <w:pPr>
-              <w:pStyle w:val="Compact"/>
-              <w:jc w:val="right"/>
-            </w:pPr>
-            <w:r>
-              <w:t xml:space="preserve">0.0075</w:t>
-            </w:r>
-          </w:p>
-        </w:tc>
-        <w:tc>
-          <w:tcPr/>
-          <w:p>
-            <w:pPr>
-              <w:pStyle w:val="Compact"/>
-              <w:jc w:val="left"/>
-            </w:pPr>
-            <w:r>
-              <w:t xml:space="preserve">(0.0021 to 0.0130)</w:t>
-            </w:r>
-          </w:p>
-        </w:tc>
-        <w:tc>
-          <w:tcPr/>
-          <w:p>
-            <w:pPr>
-              <w:pStyle w:val="Compact"/>
-              <w:jc w:val="right"/>
-            </w:pPr>
-            <w:r>
-              <w:t xml:space="preserve">0.015</w:t>
+              <w:t xml:space="preserve">0.212</w:t>
+            </w:r>
+          </w:p>
+        </w:tc>
+        <w:tc>
+          <w:tcPr/>
+          <w:p>
+            <w:pPr>
+              <w:pStyle w:val="Compact"/>
+              <w:jc w:val="right"/>
+            </w:pPr>
+            <w:r>
+              <w:t xml:space="preserve">+18.5</w:t>
+            </w:r>
+          </w:p>
+        </w:tc>
+        <w:tc>
+          <w:tcPr/>
+          <w:p>
+            <w:pPr>
+              <w:pStyle w:val="Compact"/>
+              <w:jc w:val="right"/>
+            </w:pPr>
+            <w:r>
+              <w:t xml:space="preserve">0.0074</w:t>
+            </w:r>
+          </w:p>
+        </w:tc>
+        <w:tc>
+          <w:tcPr/>
+          <w:p>
+            <w:pPr>
+              <w:pStyle w:val="Compact"/>
+              <w:jc w:val="left"/>
+            </w:pPr>
+            <w:r>
+              <w:t xml:space="preserve">(0.0019 to 0.0129)</w:t>
+            </w:r>
+          </w:p>
+        </w:tc>
+        <w:tc>
+          <w:tcPr/>
+          <w:p>
+            <w:pPr>
+              <w:pStyle w:val="Compact"/>
+              <w:jc w:val="right"/>
+            </w:pPr>
+            <w:r>
+              <w:t xml:space="preserve">0.016</w:t>
             </w:r>
           </w:p>
         </w:tc>
@@ -4428,19 +4428,19 @@
               <w:jc w:val="right"/>
             </w:pPr>
             <w:r>
-              <w:t xml:space="preserve">1.123 / 1.258</w:t>
-            </w:r>
-          </w:p>
-        </w:tc>
-        <w:tc>
-          <w:tcPr/>
-          <w:p>
-            <w:pPr>
-              <w:pStyle w:val="Compact"/>
-              <w:jc w:val="right"/>
-            </w:pPr>
-            <w:r>
-              <w:t xml:space="preserve">+0.135</w:t>
+              <w:t xml:space="preserve">1.123 / 1.257</w:t>
+            </w:r>
+          </w:p>
+        </w:tc>
+        <w:tc>
+          <w:tcPr/>
+          <w:p>
+            <w:pPr>
+              <w:pStyle w:val="Compact"/>
+              <w:jc w:val="right"/>
+            </w:pPr>
+            <w:r>
+              <w:t xml:space="preserve">+0.134</w:t>
             </w:r>
           </w:p>
         </w:tc>
@@ -4476,7 +4476,7 @@
               <w:jc w:val="right"/>
             </w:pPr>
             <w:r>
-              <w:t xml:space="preserve">142</w:t>
+              <w:t xml:space="preserve">143</w:t>
             </w:r>
           </w:p>
         </w:tc>
@@ -4686,19 +4686,19 @@
               <w:jc w:val="right"/>
             </w:pPr>
             <w:r>
-              <w:t xml:space="preserve">1.171 / 1.258</w:t>
-            </w:r>
-          </w:p>
-        </w:tc>
-        <w:tc>
-          <w:tcPr/>
-          <w:p>
-            <w:pPr>
-              <w:pStyle w:val="Compact"/>
-              <w:jc w:val="right"/>
-            </w:pPr>
-            <w:r>
-              <w:t xml:space="preserve">+0.087</w:t>
+              <w:t xml:space="preserve">1.171 / 1.257</w:t>
+            </w:r>
+          </w:p>
+        </w:tc>
+        <w:tc>
+          <w:tcPr/>
+          <w:p>
+            <w:pPr>
+              <w:pStyle w:val="Compact"/>
+              <w:jc w:val="right"/>
+            </w:pPr>
+            <w:r>
+              <w:t xml:space="preserve">+0.086</w:t>
             </w:r>
           </w:p>
         </w:tc>
@@ -4734,7 +4734,7 @@
               <w:jc w:val="right"/>
             </w:pPr>
             <w:r>
-              <w:t xml:space="preserve">193</w:t>
+              <w:t xml:space="preserve">194</w:t>
             </w:r>
           </w:p>
         </w:tc>
@@ -4772,7 +4772,7 @@
               <w:jc w:val="right"/>
             </w:pPr>
             <w:r>
-              <w:t xml:space="preserve">1.184 / 1.258</w:t>
+              <w:t xml:space="preserve">1.184 / 1.257</w:t>
             </w:r>
           </w:p>
         </w:tc>
@@ -4820,7 +4820,7 @@
               <w:jc w:val="right"/>
             </w:pPr>
             <w:r>
-              <w:t xml:space="preserve">191</w:t>
+              <w:t xml:space="preserve">193</w:t>
             </w:r>
           </w:p>
         </w:tc>
